--- a/assets/cv/alexandros-zacharopoulos-cv.docx
+++ b/assets/cv/alexandros-zacharopoulos-cv.docx
@@ -4,7 +4,7 @@
   <w:body>
     <w:p>
       <w:pPr>
-        <w:spacing w:line="240" w:lineRule="auto" w:after="40"/>
+        <w:spacing w:after="40"/>
         <w:jc w:val="center"/>
       </w:pPr>
       <w:r>
@@ -12,12 +12,12 @@
           <w:b/>
           <w:sz w:val="42"/>
         </w:rPr>
-        <w:t>ΑΛΕΞΑΝΔΡΟΣ ΖΑΧΑΡΟΠΟΥΛΟΣ</w:t>
+        <w:t>ALEXANDROS ZACHAROPOULOS</w:t>
       </w:r>
     </w:p>
     <w:p>
       <w:pPr>
-        <w:spacing w:line="240" w:lineRule="auto" w:after="40"/>
+        <w:spacing w:after="40"/>
         <w:jc w:val="center"/>
       </w:pPr>
       <w:r>
@@ -25,60 +25,59 @@
           <w:b/>
           <w:sz w:val="22"/>
         </w:rPr>
-        <w:t>IT Support • Python &amp; Web Development • Networking • Systems</w:t>
+        <w:t>IT Support • Python &amp; Web Development • Networking</w:t>
       </w:r>
     </w:p>
     <w:p>
       <w:pPr>
-        <w:spacing w:line="240" w:lineRule="auto" w:after="40"/>
+        <w:spacing w:after="40"/>
         <w:jc w:val="center"/>
       </w:pPr>
       <w:r>
-        <w:t>Χαλκίδα, Ελλάδα  |  +30 6981868758  |  alexzaxa70@gmail.com</w:t>
+        <w:t>Chalkida, Greece  |  +30 6981868758  |  alexzaxa70@gmail.com</w:t>
       </w:r>
     </w:p>
     <w:p>
       <w:pPr>
-        <w:spacing w:before="140" w:after="40" w:line="240" w:lineRule="auto"/>
+        <w:spacing w:after="40" w:before="140"/>
       </w:pPr>
       <w:r>
         <w:rPr>
           <w:b/>
           <w:sz w:val="22"/>
         </w:rPr>
-        <w:t>ΕΠΑΓΓΕΛΜΑΤΙΚΌ ΠΡΟΦΊΛ</w:t>
+        <w:t>PROFESSIONAL PROFILE</w:t>
       </w:r>
     </w:p>
     <w:p>
       <w:pPr>
-        <w:spacing w:after="40" w:line="240" w:lineRule="auto"/>
+        <w:spacing w:after="40"/>
       </w:pPr>
       <w:r>
-        <w:t>Νέος επαγγελματίας στον χώρο της Πληροφορικής με πρακτική εμπειρία σε υποστήριξη IT, δίκτυα, Windows/Linux συστήματα και ανάπτυξη εφαρμογών. Έχω ιδιαίτερο ενδιαφέρον για Python, web development, αυτοματοποίηση και υποδομές δικτύων, ενώ έχω αναπτύξει προσωπικά projects που συνδυάζουν λογισμικό, βάσεις δεδομένων, δικτύωση και αυτοματισμούς. Διαθέτω αναλυτική σκέψη, διάθεση για μάθηση και προσαρμόζομαι εύκολα σε διαφορετικές τεχνικές ανάγκες. Είμαι ανοιχτός τόσο σε θέσεις ανάπτυξης λογισμικού όσο και σε IT support, systems ή networking ρόλους.</w:t>
+        <w:t>Early-career IT professional with hands-on experience in IT support, networking, Windows/Linux systems, and application development. Particularly interested in Python, web development, automation, and network infrastructure, and have built personal projects that combine software, databases, networking, and automation. Analytical thinker, quick to learn, and comfortable adapting to different technical needs. Open to both software development roles and IT support, systems, or networking positions.</w:t>
       </w:r>
     </w:p>
     <w:p>
       <w:pPr>
-        <w:spacing w:before="140" w:after="40" w:line="240" w:lineRule="auto"/>
+        <w:spacing w:after="40" w:before="140"/>
       </w:pPr>
       <w:r>
         <w:rPr>
           <w:b/>
           <w:sz w:val="22"/>
         </w:rPr>
-        <w:t>ΤΕΧΝΙΚΈΣ ΔΕΞΙΌΤΗΤΕΣ</w:t>
+        <w:t>TECHNICAL SKILLS</w:t>
       </w:r>
     </w:p>
     <w:p>
       <w:pPr>
-        <w:spacing w:after="40" w:line="240" w:lineRule="auto"/>
-        <w:ind w:left="173"/>
+        <w:spacing w:after="40"/>
       </w:pPr>
       <w:r>
         <w:rPr>
           <w:b/>
         </w:rPr>
-        <w:t xml:space="preserve">Προγραμματισμός &amp; Web: </w:t>
+        <w:t xml:space="preserve">Programming &amp; Web: </w:t>
       </w:r>
       <w:r>
         <w:t>Python, HTML, CSS, JavaScript, Flask, REST APIs, responsive web applications</w:t>
@@ -86,29 +85,27 @@
     </w:p>
     <w:p>
       <w:pPr>
-        <w:spacing w:after="40" w:line="240" w:lineRule="auto"/>
-        <w:ind w:left="173"/>
+        <w:spacing w:after="40"/>
       </w:pPr>
       <w:r>
         <w:rPr>
           <w:b/>
         </w:rPr>
-        <w:t xml:space="preserve">Δίκτυα: </w:t>
+        <w:t xml:space="preserve">Networking: </w:t>
       </w:r>
       <w:r>
-        <w:t>LAN design, TCP/IP, NAT, port forwarding, DNS, VM networking, βασικές αρχές network security</w:t>
+        <w:t>LAN design, TCP/IP, NAT, port forwarding, DNS, VM networking, network security fundamentals</w:t>
       </w:r>
     </w:p>
     <w:p>
       <w:pPr>
-        <w:spacing w:after="40" w:line="240" w:lineRule="auto"/>
-        <w:ind w:left="173"/>
+        <w:spacing w:after="40"/>
       </w:pPr>
       <w:r>
         <w:rPr>
           <w:b/>
         </w:rPr>
-        <w:t xml:space="preserve">Συστήματα: </w:t>
+        <w:t xml:space="preserve">Systems: </w:t>
       </w:r>
       <w:r>
         <w:t>Windows 11, Linux, system administration, user management, Active Directory, virtualization</w:t>
@@ -116,14 +113,13 @@
     </w:p>
     <w:p>
       <w:pPr>
-        <w:spacing w:after="40" w:line="240" w:lineRule="auto"/>
-        <w:ind w:left="173"/>
+        <w:spacing w:after="40"/>
       </w:pPr>
       <w:r>
         <w:rPr>
           <w:b/>
         </w:rPr>
-        <w:t xml:space="preserve">Ανάπτυξη &amp; Εργαλεία: </w:t>
+        <w:t xml:space="preserve">Development &amp; Tools: </w:t>
       </w:r>
       <w:r>
         <w:t>Git/GitHub, VS Code, Visual Studio, API integration, databases, automation</w:t>
@@ -131,8 +127,7 @@
     </w:p>
     <w:p>
       <w:pPr>
-        <w:spacing w:after="40" w:line="240" w:lineRule="auto"/>
-        <w:ind w:left="173"/>
+        <w:spacing w:after="40"/>
       </w:pPr>
       <w:r>
         <w:rPr>
@@ -146,14 +141,13 @@
     </w:p>
     <w:p>
       <w:pPr>
-        <w:spacing w:after="40" w:line="240" w:lineRule="auto"/>
-        <w:ind w:left="173"/>
+        <w:spacing w:after="40"/>
       </w:pPr>
       <w:r>
         <w:rPr>
           <w:b/>
         </w:rPr>
-        <w:t xml:space="preserve">AI &amp; Αυτοματισμοί: </w:t>
+        <w:t xml:space="preserve">AI &amp; Automation: </w:t>
       </w:r>
       <w:r>
         <w:t>Python automation, data processing, AI/ML fundamentals, workflow automation</w:t>
@@ -161,99 +155,99 @@
     </w:p>
     <w:p>
       <w:pPr>
-        <w:spacing w:before="140" w:after="40" w:line="240" w:lineRule="auto"/>
+        <w:spacing w:after="40" w:before="140"/>
       </w:pPr>
       <w:r>
         <w:rPr>
           <w:b/>
           <w:sz w:val="22"/>
         </w:rPr>
-        <w:t>ΕΠΑΓΓΕΛΜΑΤΙΚΉ ΕΜΠΕΙΡΊΑ</w:t>
+        <w:t>PROFESSIONAL EXPERIENCE</w:t>
       </w:r>
     </w:p>
     <w:p>
       <w:pPr>
-        <w:spacing w:line="240" w:lineRule="auto" w:after="40"/>
+        <w:spacing w:after="40"/>
       </w:pPr>
       <w:r>
         <w:rPr>
           <w:b/>
         </w:rPr>
-        <w:t>IT / Τεχνική Υποστήριξη — Halcor</w:t>
+        <w:t>IT / Technical Support — Halcor</w:t>
       </w:r>
       <w:r>
-        <w:t xml:space="preserve">  |  Πρακτική / Εργασιακή εμπειρία</w:t>
+        <w:t xml:space="preserve">  |  Internship / Work experience</w:t>
       </w:r>
     </w:p>
     <w:p>
       <w:pPr>
-        <w:spacing w:line="240" w:lineRule="auto" w:after="40"/>
+        <w:spacing w:after="40"/>
       </w:pPr>
       <w:r>
-        <w:t>Υποστήριξη σε καθημερινά ζητήματα πληροφορικής και τεχνική αντιμετώπιση προβλημάτων.</w:t>
+        <w:t>Supported day-to-day IT issues and provided technical troubleshooting.</w:t>
       </w:r>
     </w:p>
     <w:p>
       <w:pPr>
-        <w:spacing w:line="240" w:lineRule="auto" w:after="40"/>
+        <w:spacing w:after="40"/>
       </w:pPr>
       <w:r>
-        <w:t>Εξοικείωση με υπολογιστικά συστήματα, δίκτυα και διαδικασίες IT περιβάλλοντος.</w:t>
+        <w:t>Gained familiarity with computer systems, networks, and IT environment processes.</w:t>
       </w:r>
     </w:p>
     <w:p>
       <w:pPr>
-        <w:spacing w:line="240" w:lineRule="auto" w:after="40"/>
+        <w:spacing w:after="40"/>
       </w:pPr>
       <w:r>
-        <w:t>Ανάπτυξη πρακτικής εμπειρίας στην επίλυση τεχνικών προβλημάτων και στην υποστήριξη χρηστών.</w:t>
+        <w:t>Built practical experience resolving technical problems and supporting end users.</w:t>
       </w:r>
     </w:p>
     <w:p>
       <w:pPr>
-        <w:spacing w:line="240" w:lineRule="auto" w:after="40"/>
+        <w:spacing w:after="40"/>
       </w:pPr>
       <w:r>
         <w:rPr>
           <w:b/>
         </w:rPr>
-        <w:t>Πωλήσεις / Εξυπηρέτηση Πελατών</w:t>
+        <w:t>Sales / Customer Service</w:t>
       </w:r>
       <w:r>
-        <w:t xml:space="preserve">  |  Επαγγελματική εμπειρία</w:t>
+        <w:t xml:space="preserve">  |  Professional experience</w:t>
       </w:r>
     </w:p>
     <w:p>
       <w:pPr>
-        <w:spacing w:line="240" w:lineRule="auto" w:after="40"/>
+        <w:spacing w:after="40"/>
       </w:pPr>
       <w:r>
-        <w:t>Εξυπηρέτηση πελατών, επικοινωνία και κατανόηση αναγκών.</w:t>
+        <w:t>Customer service, communication, and understanding customer needs.</w:t>
       </w:r>
     </w:p>
     <w:p>
       <w:pPr>
-        <w:spacing w:line="240" w:lineRule="auto" w:after="40"/>
+        <w:spacing w:after="40"/>
       </w:pPr>
       <w:r>
-        <w:t>Υπευθυνότητα, συνέπεια και προσαρμογή σε γρήγορο επαγγελματικό περιβάλλον.</w:t>
+        <w:t>Reliability, consistency, and adaptability in a fast-paced professional environment.</w:t>
       </w:r>
     </w:p>
     <w:p>
       <w:pPr>
-        <w:spacing w:before="140" w:after="40" w:line="240" w:lineRule="auto"/>
+        <w:spacing w:after="40" w:before="140"/>
       </w:pPr>
       <w:r>
         <w:rPr>
           <w:b/>
           <w:sz w:val="22"/>
         </w:rPr>
-        <w:t>ΠΡΟΣΩΠΙΚΆ &amp; ΤΕΧΝΙΚΆ PROJECTS</w:t>
+        <w:t>PERSONAL &amp; TECHNICAL PROJECTS</w:t>
       </w:r>
     </w:p>
     <w:p>
       <w:pPr>
-        <w:spacing w:after="40" w:line="240" w:lineRule="auto"/>
+        <w:spacing w:after="40"/>
       </w:pPr>
       <w:r>
         <w:rPr>
@@ -262,12 +256,12 @@
         <w:t xml:space="preserve">AlexZaxa Solutions: </w:t>
       </w:r>
       <w:r>
-        <w:t>Σχεδιασμός και ανάπτυξη επαγγελματικών websites για τοπικές επιχειρήσεις, με έμφαση σε responsive design, mobile-first εμπειρία και σύγχρονο web περιβάλλον.</w:t>
+        <w:t>Design and development of professional websites for local businesses, with a focus on responsive design, a mobile-first experience, and a modern web stack.</w:t>
       </w:r>
     </w:p>
     <w:p>
       <w:pPr>
-        <w:spacing w:after="40" w:line="240" w:lineRule="auto"/>
+        <w:spacing w:after="40"/>
       </w:pPr>
       <w:r>
         <w:rPr>
@@ -276,12 +270,12 @@
         <w:t xml:space="preserve">Restaurant PDA / Order Management: </w:t>
       </w:r>
       <w:r>
-        <w:t>Ανάπτυξη εφαρμογής παραγγελιοληψίας με λειτουργίες για waiter/PDA, διαχείριση παραγγελιών, delivery workflow, εκτυπώσεις και διαχείριση δεδομένων.</w:t>
+        <w:t>Built an order-taking application with waiter/PDA functionality, order management, a delivery workflow, kitchen printing, and data management.</w:t>
       </w:r>
     </w:p>
     <w:p>
       <w:pPr>
-        <w:spacing w:after="40" w:line="240" w:lineRule="auto"/>
+        <w:spacing w:after="40"/>
       </w:pPr>
       <w:r>
         <w:rPr>
@@ -290,99 +284,99 @@
         <w:t xml:space="preserve">Home Lab &amp; Infrastructure: </w:t>
       </w:r>
       <w:r>
-        <w:t>Πρακτική ενασχόληση με Windows Server, Active Directory, Linux servers, virtualization, Docker, monitoring, DNS και ασφαλή απομακρυσμένη πρόσβαση.</w:t>
+        <w:t>Hands-on work with Windows Server, Active Directory, Linux servers, virtualization, Docker, monitoring, DNS, and secure remote access.</w:t>
       </w:r>
     </w:p>
     <w:p>
       <w:pPr>
-        <w:spacing w:before="140" w:after="40" w:line="240" w:lineRule="auto"/>
+        <w:spacing w:after="40" w:before="140"/>
       </w:pPr>
       <w:r>
         <w:rPr>
           <w:b/>
           <w:sz w:val="22"/>
         </w:rPr>
-        <w:t>ΕΚΠΑΊΔΕΥΣΗ &amp; ΕΠΙΜΌΡΦΩΣΗ</w:t>
+        <w:t>EDUCATION &amp; TRAINING</w:t>
       </w:r>
     </w:p>
     <w:p>
       <w:pPr>
-        <w:spacing w:line="240" w:lineRule="auto" w:after="40"/>
+        <w:spacing w:after="40"/>
       </w:pPr>
       <w:r>
-        <w:t>ΕΠΑΛ Οινοφύτων / Σχηματαρίου — Πληροφορική</w:t>
+        <w:t>Oinofyta / Schimatari Vocational High School (EPAL) — Informatics</w:t>
       </w:r>
     </w:p>
     <w:p>
       <w:pPr>
-        <w:spacing w:line="240" w:lineRule="auto" w:after="40"/>
+        <w:spacing w:after="40"/>
       </w:pPr>
       <w:r>
-        <w:t>Πιστοποίηση / εκπαίδευση σε Δίκτυα</w:t>
+        <w:t>Certification / training in Networking</w:t>
       </w:r>
     </w:p>
     <w:p>
       <w:pPr>
-        <w:spacing w:line="240" w:lineRule="auto" w:after="40"/>
+        <w:spacing w:after="40"/>
       </w:pPr>
       <w:r>
-        <w:t>Microsoft Applied Skills — Active Directory, Azure και GitHub Copilot</w:t>
+        <w:t>Microsoft Applied Skills — Active Directory, Azure, and GitHub Copilot</w:t>
       </w:r>
     </w:p>
     <w:p>
       <w:pPr>
-        <w:spacing w:line="240" w:lineRule="auto" w:after="40"/>
+        <w:spacing w:after="40"/>
       </w:pPr>
       <w:r>
-        <w:t>Σεμινάρια / πρακτική εξάσκηση σε Kali Linux, CTF και βασικές αρχές cybersecurity</w:t>
+        <w:t>Seminars / hands-on practice in Kali Linux, CTF challenges, and cybersecurity fundamentals</w:t>
       </w:r>
     </w:p>
     <w:p>
       <w:pPr>
-        <w:spacing w:before="140" w:after="40" w:line="240" w:lineRule="auto"/>
+        <w:spacing w:after="40" w:before="140"/>
       </w:pPr>
       <w:r>
         <w:rPr>
           <w:b/>
           <w:sz w:val="22"/>
         </w:rPr>
-        <w:t>ΓΛΏΣΣΕΣ</w:t>
+        <w:t>LANGUAGES</w:t>
       </w:r>
     </w:p>
     <w:p>
       <w:pPr>
-        <w:spacing w:line="240" w:lineRule="auto" w:after="40"/>
+        <w:spacing w:after="40"/>
       </w:pPr>
       <w:r>
-        <w:t>Ελληνικά — Μητρική γλώσσα</w:t>
+        <w:t>Greek — Native language</w:t>
       </w:r>
     </w:p>
     <w:p>
       <w:pPr>
-        <w:spacing w:line="240" w:lineRule="auto" w:after="40"/>
+        <w:spacing w:after="40"/>
       </w:pPr>
       <w:r>
-        <w:t>Αγγλικά — C2 / Proficiency (Michigan &amp; LRN)</w:t>
+        <w:t>English — C2 / Proficiency (Michigan &amp; LRN)</w:t>
       </w:r>
     </w:p>
     <w:p>
       <w:pPr>
-        <w:spacing w:before="140" w:after="40" w:line="240" w:lineRule="auto"/>
+        <w:spacing w:after="40" w:before="140"/>
       </w:pPr>
       <w:r>
         <w:rPr>
           <w:b/>
           <w:sz w:val="22"/>
         </w:rPr>
-        <w:t>ΕΠΑΓΓΕΛΜΑΤΙΚΌΣ ΣΤΌΧΟΣ</w:t>
+        <w:t>CAREER OBJECTIVE</w:t>
       </w:r>
     </w:p>
     <w:p>
       <w:pPr>
-        <w:spacing w:line="240" w:lineRule="auto" w:after="40"/>
+        <w:spacing w:after="40"/>
       </w:pPr>
       <w:r>
-        <w:t>Αναζητώ ευκαιρία στον χώρο της Πληροφορικής, με προτεραιότητα σε IT Support, Network/System Administration, Web Development ή Python development. Είμαι πρόθυμος να αναλάβω διαφορετικές τεχνικές αρμοδιότητες, να εκπαιδευτώ σε νέα εργαλεία και να εξελιχθώ μέσα σε ένα επαγγελματικό περιβάλλον.</w:t>
+        <w:t>Looking for an opportunity in IT, with a preference for IT Support, Network/System Administration, Web Development, or Python development. Open to taking on a range of technical responsibilities, learning new tools, and growing within a professional environment.</w:t>
       </w:r>
     </w:p>
     <w:sectPr>
@@ -822,11 +816,11 @@
       <w:outlineLvl w:val="0"/>
     </w:pPr>
     <w:rPr>
-      <w:rFonts w:asciiTheme="majorHAnsi" w:eastAsiaTheme="majorEastAsia" w:hAnsiTheme="majorHAnsi" w:cstheme="majorBidi" w:ascii="Aptos" w:hAnsi="Aptos"/>
+      <w:rFonts w:asciiTheme="majorHAnsi" w:eastAsiaTheme="majorEastAsia" w:hAnsiTheme="majorHAnsi" w:cstheme="majorBidi"/>
       <w:b/>
       <w:bCs/>
       <w:color w:val="365F91" w:themeColor="accent1" w:themeShade="BF"/>
-      <w:sz w:val="24"/>
+      <w:sz w:val="28"/>
       <w:szCs w:val="28"/>
     </w:rPr>
   </w:style>
@@ -846,11 +840,11 @@
       <w:outlineLvl w:val="1"/>
     </w:pPr>
     <w:rPr>
-      <w:rFonts w:asciiTheme="majorHAnsi" w:eastAsiaTheme="majorEastAsia" w:hAnsiTheme="majorHAnsi" w:cstheme="majorBidi" w:ascii="Aptos" w:hAnsi="Aptos"/>
+      <w:rFonts w:asciiTheme="majorHAnsi" w:eastAsiaTheme="majorEastAsia" w:hAnsiTheme="majorHAnsi" w:cstheme="majorBidi"/>
       <w:b/>
       <w:bCs/>
       <w:color w:val="4F81BD" w:themeColor="accent1"/>
-      <w:sz w:val="21"/>
+      <w:sz w:val="26"/>
       <w:szCs w:val="26"/>
     </w:rPr>
   </w:style>
@@ -1111,7 +1105,7 @@
       <w:contextualSpacing/>
     </w:pPr>
     <w:rPr>
-      <w:rFonts w:asciiTheme="majorHAnsi" w:eastAsiaTheme="majorEastAsia" w:hAnsiTheme="majorHAnsi" w:cstheme="majorBidi" w:ascii="Aptos" w:hAnsi="Aptos"/>
+      <w:rFonts w:asciiTheme="majorHAnsi" w:eastAsiaTheme="majorEastAsia" w:hAnsiTheme="majorHAnsi" w:cstheme="majorBidi"/>
       <w:color w:val="17365D" w:themeColor="text2" w:themeShade="BF"/>
       <w:spacing w:val="5"/>
       <w:kern w:val="28"/>
